--- a/sops/flota/3-3-consumo-de-combustible.docx
+++ b/sops/flota/3-3-consumo-de-combustible.docx
@@ -2827,7 +2827,7 @@
     <w:p>
       <w:pPr>
         <w:shd w:val="clear" w:color="auto" w:fill="FFF8E1"/>
-        <w:divId w:val="725370180"/>
+        <w:divId w:val="500194909"/>
         <w:rPr>
           <w:rFonts w:ascii="Calibri" w:eastAsia="Times New Roman" w:hAnsi="Calibri" w:cs="Calibri"/>
           <w:color w:val="111111"/>
@@ -2920,9 +2920,9 @@
         <w:tblLook w:val="04A0" w:firstRow="1" w:lastRow="0" w:firstColumn="1" w:lastColumn="0" w:noHBand="0" w:noVBand="1"/>
       </w:tblPr>
       <w:tblGrid>
-        <w:gridCol w:w="2190"/>
-        <w:gridCol w:w="3037"/>
-        <w:gridCol w:w="3261"/>
+        <w:gridCol w:w="1605"/>
+        <w:gridCol w:w="2838"/>
+        <w:gridCol w:w="4045"/>
       </w:tblGrid>
       <w:tr>
         <w:tc>
@@ -3132,45 +3132,55 @@
                 <w:sz w:val="20"/>
                 <w:szCs w:val="20"/>
               </w:rPr>
-              <w:t>A completar con el rango del fabricante</w:t>
-            </w:r>
-          </w:p>
-        </w:tc>
-        <w:tc>
-          <w:tcPr>
-            <w:tcW w:w="0" w:type="auto"/>
-            <w:tcBorders>
-              <w:top w:val="single" w:sz="6" w:space="0" w:color="999999"/>
-              <w:left w:val="single" w:sz="6" w:space="0" w:color="999999"/>
-              <w:bottom w:val="single" w:sz="6" w:space="0" w:color="999999"/>
-              <w:right w:val="single" w:sz="6" w:space="0" w:color="999999"/>
-            </w:tcBorders>
-            <w:tcMar>
-              <w:top w:w="60" w:type="dxa"/>
-              <w:left w:w="90" w:type="dxa"/>
-              <w:bottom w:w="60" w:type="dxa"/>
-              <w:right w:w="90" w:type="dxa"/>
-            </w:tcMar>
-            <w:hideMark/>
-          </w:tcPr>
-          <w:p>
-            <w:pPr>
-              <w:spacing w:before="90"/>
-              <w:rPr>
-                <w:rFonts w:ascii="Calibri" w:eastAsia="Times New Roman" w:hAnsi="Calibri" w:cs="Calibri"/>
-                <w:color w:val="111111"/>
-                <w:sz w:val="20"/>
-                <w:szCs w:val="20"/>
-              </w:rPr>
-            </w:pPr>
-            <w:r>
-              <w:rPr>
-                <w:rFonts w:ascii="Calibri" w:eastAsia="Times New Roman" w:hAnsi="Calibri" w:cs="Calibri"/>
-                <w:color w:val="111111"/>
-                <w:sz w:val="20"/>
-                <w:szCs w:val="20"/>
-              </w:rPr>
-              <w:t>Manual del fabricante / promedio histórico</w:t>
+              <w:t>33 a 35 litros cada 100 km</w:t>
+            </w:r>
+          </w:p>
+        </w:tc>
+        <w:tc>
+          <w:tcPr>
+            <w:tcW w:w="0" w:type="auto"/>
+            <w:tcBorders>
+              <w:top w:val="single" w:sz="6" w:space="0" w:color="999999"/>
+              <w:left w:val="single" w:sz="6" w:space="0" w:color="999999"/>
+              <w:bottom w:val="single" w:sz="6" w:space="0" w:color="999999"/>
+              <w:right w:val="single" w:sz="6" w:space="0" w:color="999999"/>
+            </w:tcBorders>
+            <w:tcMar>
+              <w:top w:w="60" w:type="dxa"/>
+              <w:left w:w="90" w:type="dxa"/>
+              <w:bottom w:w="60" w:type="dxa"/>
+              <w:right w:w="90" w:type="dxa"/>
+            </w:tcMar>
+            <w:hideMark/>
+          </w:tcPr>
+          <w:p>
+            <w:pPr>
+              <w:spacing w:before="90"/>
+              <w:rPr>
+                <w:rFonts w:ascii="Calibri" w:eastAsia="Times New Roman" w:hAnsi="Calibri" w:cs="Calibri"/>
+                <w:color w:val="111111"/>
+                <w:sz w:val="20"/>
+                <w:szCs w:val="20"/>
+              </w:rPr>
+            </w:pPr>
+            <w:r>
+              <w:rPr>
+                <w:rFonts w:ascii="Calibri" w:eastAsia="Times New Roman" w:hAnsi="Calibri" w:cs="Calibri"/>
+                <w:color w:val="111111"/>
+                <w:sz w:val="20"/>
+                <w:szCs w:val="20"/>
+              </w:rPr>
+              <w:t xml:space="preserve">Rango acordado con el fabricante (SOP Combustible Camiones, Misiones, rev. 01) — </w:t>
+            </w:r>
+            <w:r>
+              <w:rPr>
+                <w:rStyle w:val="nfasis"/>
+                <w:rFonts w:ascii="Calibri" w:eastAsia="Times New Roman" w:hAnsi="Calibri" w:cs="Calibri"/>
+                <w:color w:val="111111"/>
+                <w:sz w:val="20"/>
+                <w:szCs w:val="20"/>
+              </w:rPr>
+              <w:t>a confirmar para las unidades del CD</w:t>
             </w:r>
           </w:p>
         </w:tc>
@@ -3248,45 +3258,55 @@
                 <w:sz w:val="20"/>
                 <w:szCs w:val="20"/>
               </w:rPr>
-              <w:t>A completar</w:t>
-            </w:r>
-          </w:p>
-        </w:tc>
-        <w:tc>
-          <w:tcPr>
-            <w:tcW w:w="0" w:type="auto"/>
-            <w:tcBorders>
-              <w:top w:val="single" w:sz="6" w:space="0" w:color="999999"/>
-              <w:left w:val="single" w:sz="6" w:space="0" w:color="999999"/>
-              <w:bottom w:val="single" w:sz="6" w:space="0" w:color="999999"/>
-              <w:right w:val="single" w:sz="6" w:space="0" w:color="999999"/>
-            </w:tcBorders>
-            <w:tcMar>
-              <w:top w:w="60" w:type="dxa"/>
-              <w:left w:w="90" w:type="dxa"/>
-              <w:bottom w:w="60" w:type="dxa"/>
-              <w:right w:w="90" w:type="dxa"/>
-            </w:tcMar>
-            <w:hideMark/>
-          </w:tcPr>
-          <w:p>
-            <w:pPr>
-              <w:spacing w:before="90"/>
-              <w:rPr>
-                <w:rFonts w:ascii="Calibri" w:eastAsia="Times New Roman" w:hAnsi="Calibri" w:cs="Calibri"/>
-                <w:color w:val="111111"/>
-                <w:sz w:val="20"/>
-                <w:szCs w:val="20"/>
-              </w:rPr>
-            </w:pPr>
-            <w:r>
-              <w:rPr>
-                <w:rFonts w:ascii="Calibri" w:eastAsia="Times New Roman" w:hAnsi="Calibri" w:cs="Calibri"/>
-                <w:color w:val="111111"/>
-                <w:sz w:val="20"/>
-                <w:szCs w:val="20"/>
-              </w:rPr>
-              <w:t>Manual del fabricante / promedio histórico</w:t>
+              <w:t>38 a 40 litros cada 100 km</w:t>
+            </w:r>
+          </w:p>
+        </w:tc>
+        <w:tc>
+          <w:tcPr>
+            <w:tcW w:w="0" w:type="auto"/>
+            <w:tcBorders>
+              <w:top w:val="single" w:sz="6" w:space="0" w:color="999999"/>
+              <w:left w:val="single" w:sz="6" w:space="0" w:color="999999"/>
+              <w:bottom w:val="single" w:sz="6" w:space="0" w:color="999999"/>
+              <w:right w:val="single" w:sz="6" w:space="0" w:color="999999"/>
+            </w:tcBorders>
+            <w:tcMar>
+              <w:top w:w="60" w:type="dxa"/>
+              <w:left w:w="90" w:type="dxa"/>
+              <w:bottom w:w="60" w:type="dxa"/>
+              <w:right w:w="90" w:type="dxa"/>
+            </w:tcMar>
+            <w:hideMark/>
+          </w:tcPr>
+          <w:p>
+            <w:pPr>
+              <w:spacing w:before="90"/>
+              <w:rPr>
+                <w:rFonts w:ascii="Calibri" w:eastAsia="Times New Roman" w:hAnsi="Calibri" w:cs="Calibri"/>
+                <w:color w:val="111111"/>
+                <w:sz w:val="20"/>
+                <w:szCs w:val="20"/>
+              </w:rPr>
+            </w:pPr>
+            <w:r>
+              <w:rPr>
+                <w:rFonts w:ascii="Calibri" w:eastAsia="Times New Roman" w:hAnsi="Calibri" w:cs="Calibri"/>
+                <w:color w:val="111111"/>
+                <w:sz w:val="20"/>
+                <w:szCs w:val="20"/>
+              </w:rPr>
+              <w:t xml:space="preserve">Rango acordado con el fabricante (SOP Combustible Camiones, Misiones, rev. 01) — </w:t>
+            </w:r>
+            <w:r>
+              <w:rPr>
+                <w:rStyle w:val="nfasis"/>
+                <w:rFonts w:ascii="Calibri" w:eastAsia="Times New Roman" w:hAnsi="Calibri" w:cs="Calibri"/>
+                <w:color w:val="111111"/>
+                <w:sz w:val="20"/>
+                <w:szCs w:val="20"/>
+              </w:rPr>
+              <w:t>a confirmar para las unidades del CD</w:t>
             </w:r>
           </w:p>
         </w:tc>
@@ -3480,45 +3500,55 @@
                 <w:sz w:val="20"/>
                 <w:szCs w:val="20"/>
               </w:rPr>
-              <w:t>A completar (litros/hora)</w:t>
-            </w:r>
-          </w:p>
-        </w:tc>
-        <w:tc>
-          <w:tcPr>
-            <w:tcW w:w="0" w:type="auto"/>
-            <w:tcBorders>
-              <w:top w:val="single" w:sz="6" w:space="0" w:color="999999"/>
-              <w:left w:val="single" w:sz="6" w:space="0" w:color="999999"/>
-              <w:bottom w:val="single" w:sz="6" w:space="0" w:color="999999"/>
-              <w:right w:val="single" w:sz="6" w:space="0" w:color="999999"/>
-            </w:tcBorders>
-            <w:tcMar>
-              <w:top w:w="60" w:type="dxa"/>
-              <w:left w:w="90" w:type="dxa"/>
-              <w:bottom w:w="60" w:type="dxa"/>
-              <w:right w:w="90" w:type="dxa"/>
-            </w:tcMar>
-            <w:hideMark/>
-          </w:tcPr>
-          <w:p>
-            <w:pPr>
-              <w:spacing w:before="90"/>
-              <w:rPr>
-                <w:rFonts w:ascii="Calibri" w:eastAsia="Times New Roman" w:hAnsi="Calibri" w:cs="Calibri"/>
-                <w:color w:val="111111"/>
-                <w:sz w:val="20"/>
-                <w:szCs w:val="20"/>
-              </w:rPr>
-            </w:pPr>
-            <w:r>
-              <w:rPr>
-                <w:rFonts w:ascii="Calibri" w:eastAsia="Times New Roman" w:hAnsi="Calibri" w:cs="Calibri"/>
-                <w:color w:val="111111"/>
-                <w:sz w:val="20"/>
-                <w:szCs w:val="20"/>
-              </w:rPr>
-              <w:t>Promedio histórico</w:t>
+              <w:t>4 litros/hora (Toyota 2,5 t, nafta súper). GLP: tubo de 13,5 kg ≈ 6 horas de operación</w:t>
+            </w:r>
+          </w:p>
+        </w:tc>
+        <w:tc>
+          <w:tcPr>
+            <w:tcW w:w="0" w:type="auto"/>
+            <w:tcBorders>
+              <w:top w:val="single" w:sz="6" w:space="0" w:color="999999"/>
+              <w:left w:val="single" w:sz="6" w:space="0" w:color="999999"/>
+              <w:bottom w:val="single" w:sz="6" w:space="0" w:color="999999"/>
+              <w:right w:val="single" w:sz="6" w:space="0" w:color="999999"/>
+            </w:tcBorders>
+            <w:tcMar>
+              <w:top w:w="60" w:type="dxa"/>
+              <w:left w:w="90" w:type="dxa"/>
+              <w:bottom w:w="60" w:type="dxa"/>
+              <w:right w:w="90" w:type="dxa"/>
+            </w:tcMar>
+            <w:hideMark/>
+          </w:tcPr>
+          <w:p>
+            <w:pPr>
+              <w:spacing w:before="90"/>
+              <w:rPr>
+                <w:rFonts w:ascii="Calibri" w:eastAsia="Times New Roman" w:hAnsi="Calibri" w:cs="Calibri"/>
+                <w:color w:val="111111"/>
+                <w:sz w:val="20"/>
+                <w:szCs w:val="20"/>
+              </w:rPr>
+            </w:pPr>
+            <w:r>
+              <w:rPr>
+                <w:rFonts w:ascii="Calibri" w:eastAsia="Times New Roman" w:hAnsi="Calibri" w:cs="Calibri"/>
+                <w:color w:val="111111"/>
+                <w:sz w:val="20"/>
+                <w:szCs w:val="20"/>
+              </w:rPr>
+              <w:t xml:space="preserve">SOP Combustible Autoelevadores, Misiones — </w:t>
+            </w:r>
+            <w:r>
+              <w:rPr>
+                <w:rStyle w:val="nfasis"/>
+                <w:rFonts w:ascii="Calibri" w:eastAsia="Times New Roman" w:hAnsi="Calibri" w:cs="Calibri"/>
+                <w:color w:val="111111"/>
+                <w:sz w:val="20"/>
+                <w:szCs w:val="20"/>
+              </w:rPr>
+              <w:t>a confirmar según el modelo del CD</w:t>
             </w:r>
           </w:p>
         </w:tc>
@@ -5151,9 +5181,122 @@
 <file path=word/numbering.xml><?xml version="1.0" encoding="utf-8"?>
 <w:numbering xmlns:wpc="http://schemas.microsoft.com/office/word/2010/wordprocessingCanvas" xmlns:cx="http://schemas.microsoft.com/office/drawing/2014/chartex" xmlns:cx1="http://schemas.microsoft.com/office/drawing/2015/9/8/chartex" xmlns:cx2="http://schemas.microsoft.com/office/drawing/2015/10/21/chartex" xmlns:cx3="http://schemas.microsoft.com/office/drawing/2016/5/9/chartex" xmlns:cx4="http://schemas.microsoft.com/office/drawing/2016/5/10/chartex" xmlns:cx5="http://schemas.microsoft.com/office/drawing/2016/5/11/chartex" xmlns:cx6="http://schemas.microsoft.com/office/drawing/2016/5/12/chartex" xmlns:cx7="http://schemas.microsoft.com/office/drawing/2016/5/13/chartex" xmlns:cx8="http://schemas.microsoft.com/office/drawing/2016/5/14/chartex" xmlns:mc="http://schemas.openxmlformats.org/markup-compatibility/2006" xmlns:aink="http://schemas.microsoft.com/office/drawing/2016/ink" xmlns:am3d="http://schemas.microsoft.com/office/drawing/2017/model3d" xmlns:o="urn:schemas-microsoft-com:office:office" xmlns:oel="http://schemas.microsoft.com/office/2019/extlst" xmlns:r="http://schemas.openxmlformats.org/officeDocument/2006/relationships" xmlns:m="http://schemas.openxmlformats.org/officeDocument/2006/math" xmlns:v="urn:schemas-microsoft-com:vml" xmlns:wp14="http://schemas.microsoft.com/office/word/2010/wordprocessingDrawing" xmlns:wp="http://schemas.openxmlformats.org/drawingml/2006/wordprocessingDrawing" xmlns:w10="urn:schemas-microsoft-com:office:word" xmlns:w="http://schemas.openxmlformats.org/wordprocessingml/2006/main" xmlns:w14="http://schemas.microsoft.com/office/word/2010/wordml" xmlns:w15="http://schemas.microsoft.com/office/word/2012/wordml" xmlns:w16cex="http://schemas.microsoft.com/office/word/2018/wordml/cex" xmlns:w16cid="http://schemas.microsoft.com/office/word/2016/wordml/cid" xmlns:w16="http://schemas.microsoft.com/office/word/2018/wordml" xmlns:w16du="http://schemas.microsoft.com/office/word/2023/wordml/word16du" xmlns:w16sdtdh="http://schemas.microsoft.com/office/word/2020/wordml/sdtdatahash" xmlns:w16sdtfl="http://schemas.microsoft.com/office/word/2024/wordml/sdtformatlock" xmlns:w16se="http://schemas.microsoft.com/office/word/2015/wordml/symex" xmlns:wpg="http://schemas.microsoft.com/office/word/2010/wordprocessingGroup" xmlns:wpi="http://schemas.microsoft.com/office/word/2010/wordprocessingInk" xmlns:wne="http://schemas.microsoft.com/office/word/2006/wordml" xmlns:wps="http://schemas.microsoft.com/office/word/2010/wordprocessingShape" mc:Ignorable="w14 w15 w16se w16cid w16 w16cex w16sdtdh w16sdtfl w16du wp14">
   <w:abstractNum w:abstractNumId="0" w15:restartNumberingAfterBreak="0">
-    <w:nsid w:val="359843DB"/>
+    <w:nsid w:val="096763D3"/>
     <w:multiLevelType w:val="multilevel"/>
-    <w:tmpl w:val="CEC0150A"/>
+    <w:tmpl w:val="0242FAB0"/>
+    <w:lvl w:ilvl="0">
+      <w:start w:val="1"/>
+      <w:numFmt w:val="decimal"/>
+      <w:lvlText w:val="%1."/>
+      <w:lvlJc w:val="left"/>
+      <w:pPr>
+        <w:tabs>
+          <w:tab w:val="num" w:pos="720"/>
+        </w:tabs>
+        <w:ind w:left="720" w:hanging="360"/>
+      </w:pPr>
+    </w:lvl>
+    <w:lvl w:ilvl="1" w:tentative="1">
+      <w:start w:val="1"/>
+      <w:numFmt w:val="decimal"/>
+      <w:lvlText w:val="%2."/>
+      <w:lvlJc w:val="left"/>
+      <w:pPr>
+        <w:tabs>
+          <w:tab w:val="num" w:pos="1440"/>
+        </w:tabs>
+        <w:ind w:left="1440" w:hanging="360"/>
+      </w:pPr>
+    </w:lvl>
+    <w:lvl w:ilvl="2" w:tentative="1">
+      <w:start w:val="1"/>
+      <w:numFmt w:val="decimal"/>
+      <w:lvlText w:val="%3."/>
+      <w:lvlJc w:val="left"/>
+      <w:pPr>
+        <w:tabs>
+          <w:tab w:val="num" w:pos="2160"/>
+        </w:tabs>
+        <w:ind w:left="2160" w:hanging="360"/>
+      </w:pPr>
+    </w:lvl>
+    <w:lvl w:ilvl="3" w:tentative="1">
+      <w:start w:val="1"/>
+      <w:numFmt w:val="decimal"/>
+      <w:lvlText w:val="%4."/>
+      <w:lvlJc w:val="left"/>
+      <w:pPr>
+        <w:tabs>
+          <w:tab w:val="num" w:pos="2880"/>
+        </w:tabs>
+        <w:ind w:left="2880" w:hanging="360"/>
+      </w:pPr>
+    </w:lvl>
+    <w:lvl w:ilvl="4" w:tentative="1">
+      <w:start w:val="1"/>
+      <w:numFmt w:val="decimal"/>
+      <w:lvlText w:val="%5."/>
+      <w:lvlJc w:val="left"/>
+      <w:pPr>
+        <w:tabs>
+          <w:tab w:val="num" w:pos="3600"/>
+        </w:tabs>
+        <w:ind w:left="3600" w:hanging="360"/>
+      </w:pPr>
+    </w:lvl>
+    <w:lvl w:ilvl="5" w:tentative="1">
+      <w:start w:val="1"/>
+      <w:numFmt w:val="decimal"/>
+      <w:lvlText w:val="%6."/>
+      <w:lvlJc w:val="left"/>
+      <w:pPr>
+        <w:tabs>
+          <w:tab w:val="num" w:pos="4320"/>
+        </w:tabs>
+        <w:ind w:left="4320" w:hanging="360"/>
+      </w:pPr>
+    </w:lvl>
+    <w:lvl w:ilvl="6" w:tentative="1">
+      <w:start w:val="1"/>
+      <w:numFmt w:val="decimal"/>
+      <w:lvlText w:val="%7."/>
+      <w:lvlJc w:val="left"/>
+      <w:pPr>
+        <w:tabs>
+          <w:tab w:val="num" w:pos="5040"/>
+        </w:tabs>
+        <w:ind w:left="5040" w:hanging="360"/>
+      </w:pPr>
+    </w:lvl>
+    <w:lvl w:ilvl="7" w:tentative="1">
+      <w:start w:val="1"/>
+      <w:numFmt w:val="decimal"/>
+      <w:lvlText w:val="%8."/>
+      <w:lvlJc w:val="left"/>
+      <w:pPr>
+        <w:tabs>
+          <w:tab w:val="num" w:pos="5760"/>
+        </w:tabs>
+        <w:ind w:left="5760" w:hanging="360"/>
+      </w:pPr>
+    </w:lvl>
+    <w:lvl w:ilvl="8" w:tentative="1">
+      <w:start w:val="1"/>
+      <w:numFmt w:val="decimal"/>
+      <w:lvlText w:val="%9."/>
+      <w:lvlJc w:val="left"/>
+      <w:pPr>
+        <w:tabs>
+          <w:tab w:val="num" w:pos="6480"/>
+        </w:tabs>
+        <w:ind w:left="6480" w:hanging="360"/>
+      </w:pPr>
+    </w:lvl>
+  </w:abstractNum>
+  <w:abstractNum w:abstractNumId="1" w15:restartNumberingAfterBreak="0">
+    <w:nsid w:val="0C362150"/>
+    <w:multiLevelType w:val="multilevel"/>
+    <w:tmpl w:val="65609546"/>
     <w:lvl w:ilvl="0">
       <w:start w:val="1"/>
       <w:numFmt w:val="bullet"/>
@@ -5299,123 +5442,10 @@
       </w:rPr>
     </w:lvl>
   </w:abstractNum>
-  <w:abstractNum w:abstractNumId="1" w15:restartNumberingAfterBreak="0">
-    <w:nsid w:val="40E25D24"/>
+  <w:abstractNum w:abstractNumId="2" w15:restartNumberingAfterBreak="0">
+    <w:nsid w:val="5F5A4C29"/>
     <w:multiLevelType w:val="multilevel"/>
-    <w:tmpl w:val="D6A02FD2"/>
-    <w:lvl w:ilvl="0">
-      <w:start w:val="1"/>
-      <w:numFmt w:val="decimal"/>
-      <w:lvlText w:val="%1."/>
-      <w:lvlJc w:val="left"/>
-      <w:pPr>
-        <w:tabs>
-          <w:tab w:val="num" w:pos="720"/>
-        </w:tabs>
-        <w:ind w:left="720" w:hanging="360"/>
-      </w:pPr>
-    </w:lvl>
-    <w:lvl w:ilvl="1" w:tentative="1">
-      <w:start w:val="1"/>
-      <w:numFmt w:val="decimal"/>
-      <w:lvlText w:val="%2."/>
-      <w:lvlJc w:val="left"/>
-      <w:pPr>
-        <w:tabs>
-          <w:tab w:val="num" w:pos="1440"/>
-        </w:tabs>
-        <w:ind w:left="1440" w:hanging="360"/>
-      </w:pPr>
-    </w:lvl>
-    <w:lvl w:ilvl="2" w:tentative="1">
-      <w:start w:val="1"/>
-      <w:numFmt w:val="decimal"/>
-      <w:lvlText w:val="%3."/>
-      <w:lvlJc w:val="left"/>
-      <w:pPr>
-        <w:tabs>
-          <w:tab w:val="num" w:pos="2160"/>
-        </w:tabs>
-        <w:ind w:left="2160" w:hanging="360"/>
-      </w:pPr>
-    </w:lvl>
-    <w:lvl w:ilvl="3" w:tentative="1">
-      <w:start w:val="1"/>
-      <w:numFmt w:val="decimal"/>
-      <w:lvlText w:val="%4."/>
-      <w:lvlJc w:val="left"/>
-      <w:pPr>
-        <w:tabs>
-          <w:tab w:val="num" w:pos="2880"/>
-        </w:tabs>
-        <w:ind w:left="2880" w:hanging="360"/>
-      </w:pPr>
-    </w:lvl>
-    <w:lvl w:ilvl="4" w:tentative="1">
-      <w:start w:val="1"/>
-      <w:numFmt w:val="decimal"/>
-      <w:lvlText w:val="%5."/>
-      <w:lvlJc w:val="left"/>
-      <w:pPr>
-        <w:tabs>
-          <w:tab w:val="num" w:pos="3600"/>
-        </w:tabs>
-        <w:ind w:left="3600" w:hanging="360"/>
-      </w:pPr>
-    </w:lvl>
-    <w:lvl w:ilvl="5" w:tentative="1">
-      <w:start w:val="1"/>
-      <w:numFmt w:val="decimal"/>
-      <w:lvlText w:val="%6."/>
-      <w:lvlJc w:val="left"/>
-      <w:pPr>
-        <w:tabs>
-          <w:tab w:val="num" w:pos="4320"/>
-        </w:tabs>
-        <w:ind w:left="4320" w:hanging="360"/>
-      </w:pPr>
-    </w:lvl>
-    <w:lvl w:ilvl="6" w:tentative="1">
-      <w:start w:val="1"/>
-      <w:numFmt w:val="decimal"/>
-      <w:lvlText w:val="%7."/>
-      <w:lvlJc w:val="left"/>
-      <w:pPr>
-        <w:tabs>
-          <w:tab w:val="num" w:pos="5040"/>
-        </w:tabs>
-        <w:ind w:left="5040" w:hanging="360"/>
-      </w:pPr>
-    </w:lvl>
-    <w:lvl w:ilvl="7" w:tentative="1">
-      <w:start w:val="1"/>
-      <w:numFmt w:val="decimal"/>
-      <w:lvlText w:val="%8."/>
-      <w:lvlJc w:val="left"/>
-      <w:pPr>
-        <w:tabs>
-          <w:tab w:val="num" w:pos="5760"/>
-        </w:tabs>
-        <w:ind w:left="5760" w:hanging="360"/>
-      </w:pPr>
-    </w:lvl>
-    <w:lvl w:ilvl="8" w:tentative="1">
-      <w:start w:val="1"/>
-      <w:numFmt w:val="decimal"/>
-      <w:lvlText w:val="%9."/>
-      <w:lvlJc w:val="left"/>
-      <w:pPr>
-        <w:tabs>
-          <w:tab w:val="num" w:pos="6480"/>
-        </w:tabs>
-        <w:ind w:left="6480" w:hanging="360"/>
-      </w:pPr>
-    </w:lvl>
-  </w:abstractNum>
-  <w:abstractNum w:abstractNumId="2" w15:restartNumberingAfterBreak="0">
-    <w:nsid w:val="42BD7CB1"/>
-    <w:multiLevelType w:val="multilevel"/>
-    <w:tmpl w:val="B0FA0494"/>
+    <w:tmpl w:val="EF785CAC"/>
     <w:lvl w:ilvl="0">
       <w:start w:val="1"/>
       <w:numFmt w:val="bullet"/>
@@ -5561,13 +5591,13 @@
       </w:rPr>
     </w:lvl>
   </w:abstractNum>
-  <w:num w:numId="1" w16cid:durableId="1913273926">
+  <w:num w:numId="1" w16cid:durableId="1903828867">
+    <w:abstractNumId w:val="0"/>
+  </w:num>
+  <w:num w:numId="2" w16cid:durableId="541748074">
     <w:abstractNumId w:val="1"/>
   </w:num>
-  <w:num w:numId="2" w16cid:durableId="816606202">
-    <w:abstractNumId w:val="0"/>
-  </w:num>
-  <w:num w:numId="3" w16cid:durableId="139807887">
+  <w:num w:numId="3" w16cid:durableId="1297568874">
     <w:abstractNumId w:val="2"/>
   </w:num>
 </w:numbering>
@@ -6125,6 +6155,16 @@
       <w:spacing w:before="100" w:beforeAutospacing="1" w:after="100" w:afterAutospacing="1"/>
     </w:pPr>
   </w:style>
+  <w:style w:type="character" w:styleId="nfasis">
+    <w:name w:val="Emphasis"/>
+    <w:basedOn w:val="Fuentedeprrafopredeter"/>
+    <w:uiPriority w:val="20"/>
+    <w:qFormat/>
+    <w:rPr>
+      <w:i/>
+      <w:iCs/>
+    </w:rPr>
+  </w:style>
 </w:styles>
 </file>
 
